--- a/Redes/Roteamento Estático/Manual/Capa.docx
+++ b/Redes/Roteamento Estático/Manual/Capa.docx
@@ -1,6 +1,6 @@
 
 <file path=word/document.xml><?xml version="1.0" encoding="utf-8"?>
-<w:document xmlns:wpc="http://schemas.microsoft.com/office/word/2010/wordprocessingCanvas" xmlns:cx="http://schemas.microsoft.com/office/drawing/2014/chartex" xmlns:mc="http://schemas.openxmlformats.org/markup-compatibility/2006" xmlns:o="urn:schemas-microsoft-com:office:office" xmlns:r="http://schemas.openxmlformats.org/officeDocument/2006/relationships" xmlns:m="http://schemas.openxmlformats.org/officeDocument/2006/math" xmlns:v="urn:schemas-microsoft-com:vml" xmlns:wp14="http://schemas.microsoft.com/office/word/2010/wordprocessingDrawing" xmlns:wp="http://schemas.openxmlformats.org/drawingml/2006/wordprocessingDrawing" xmlns:w10="urn:schemas-microsoft-com:office:word" xmlns:w="http://schemas.openxmlformats.org/wordprocessingml/2006/main" xmlns:w14="http://schemas.microsoft.com/office/word/2010/wordml" xmlns:w15="http://schemas.microsoft.com/office/word/2012/wordml" xmlns:w16se="http://schemas.microsoft.com/office/word/2015/wordml/symex" xmlns:wpg="http://schemas.microsoft.com/office/word/2010/wordprocessingGroup" xmlns:wpi="http://schemas.microsoft.com/office/word/2010/wordprocessingInk" xmlns:wne="http://schemas.microsoft.com/office/word/2006/wordml" xmlns:wps="http://schemas.microsoft.com/office/word/2010/wordprocessingShape" mc:Ignorable="w14 w15 w16se wp14">
+<w:document xmlns:wpc="http://schemas.microsoft.com/office/word/2010/wordprocessingCanvas" xmlns:mc="http://schemas.openxmlformats.org/markup-compatibility/2006" xmlns:o="urn:schemas-microsoft-com:office:office" xmlns:r="http://schemas.openxmlformats.org/officeDocument/2006/relationships" xmlns:m="http://schemas.openxmlformats.org/officeDocument/2006/math" xmlns:v="urn:schemas-microsoft-com:vml" xmlns:wp14="http://schemas.microsoft.com/office/word/2010/wordprocessingDrawing" xmlns:wp="http://schemas.openxmlformats.org/drawingml/2006/wordprocessingDrawing" xmlns:w10="urn:schemas-microsoft-com:office:word" xmlns:w="http://schemas.openxmlformats.org/wordprocessingml/2006/main" xmlns:w14="http://schemas.microsoft.com/office/word/2010/wordml" xmlns:w15="http://schemas.microsoft.com/office/word/2012/wordml" xmlns:wpg="http://schemas.microsoft.com/office/word/2010/wordprocessingGroup" xmlns:wpi="http://schemas.microsoft.com/office/word/2010/wordprocessingInk" xmlns:wne="http://schemas.microsoft.com/office/word/2006/wordml" xmlns:wps="http://schemas.microsoft.com/office/word/2010/wordprocessingShape" mc:Ignorable="w14 w15 wp14">
   <w:body>
     <w:p>
       <w:pPr>
@@ -11,7 +11,7 @@
       <w:r>
         <w:rPr>
           <w:noProof/>
-          <w:lang w:val="en-US"/>
+          <w:lang w:eastAsia="pt-BR"/>
         </w:rPr>
         <w:drawing>
           <wp:inline distT="0" distB="0" distL="0" distR="0">
@@ -142,6 +142,12 @@
       </w:pPr>
     </w:p>
     <w:p/>
+    <w:p/>
+    <w:p/>
+    <w:p/>
+    <w:p/>
+    <w:p/>
+    <w:p/>
     <w:p>
       <w:pPr>
         <w:jc w:val="center"/>
@@ -221,319 +227,165 @@
     </w:p>
     <w:p>
       <w:pPr>
-        <w:jc w:val="center"/>
-        <w:rPr>
-          <w:rFonts w:ascii="Times New Roman" w:hAnsi="Times New Roman" w:cs="Times New Roman"/>
+        <w:rPr>
+          <w:rFonts w:ascii="Times New Roman" w:hAnsi="Times New Roman" w:cs="Times New Roman"/>
+          <w:sz w:val="26"/>
+          <w:szCs w:val="26"/>
         </w:rPr>
       </w:pPr>
       <w:bookmarkStart w:id="0" w:name="_GoBack"/>
       <w:bookmarkEnd w:id="0"/>
-    </w:p>
-    <w:p>
-      <w:pPr>
-        <w:tabs>
-          <w:tab w:val="left" w:pos="3072"/>
-        </w:tabs>
-        <w:rPr>
-          <w:rFonts w:ascii="Times New Roman" w:hAnsi="Times New Roman" w:cs="Times New Roman"/>
-          <w:b/>
-          <w:sz w:val="28"/>
-        </w:rPr>
-      </w:pPr>
-      <w:r>
-        <w:rPr>
-          <w:rFonts w:ascii="Times New Roman" w:hAnsi="Times New Roman" w:cs="Times New Roman"/>
-          <w:b/>
-          <w:sz w:val="28"/>
-        </w:rPr>
-        <w:t>Trabalho em Dupla</w:t>
-      </w:r>
-      <w:r>
-        <w:rPr>
-          <w:rFonts w:ascii="Times New Roman" w:hAnsi="Times New Roman" w:cs="Times New Roman"/>
-          <w:b/>
-          <w:sz w:val="28"/>
-        </w:rPr>
-        <w:t>:</w:t>
-      </w:r>
-      <w:r>
-        <w:rPr>
-          <w:rFonts w:ascii="Times New Roman" w:hAnsi="Times New Roman" w:cs="Times New Roman"/>
-          <w:b/>
-          <w:sz w:val="28"/>
-        </w:rPr>
-        <w:tab/>
-      </w:r>
-    </w:p>
-    <w:p>
-      <w:pPr>
-        <w:tabs>
-          <w:tab w:val="left" w:pos="3072"/>
-        </w:tabs>
-        <w:rPr>
-          <w:rFonts w:ascii="Times New Roman" w:hAnsi="Times New Roman" w:cs="Times New Roman"/>
-          <w:b/>
-          <w:sz w:val="28"/>
-        </w:rPr>
-      </w:pPr>
-    </w:p>
-    <w:p>
-      <w:pPr>
-        <w:rPr>
-          <w:rFonts w:ascii="Times New Roman" w:hAnsi="Times New Roman" w:cs="Times New Roman"/>
-          <w:i/>
-          <w:sz w:val="28"/>
-        </w:rPr>
-      </w:pPr>
-      <w:proofErr w:type="spellStart"/>
-      <w:r>
-        <w:rPr>
-          <w:rFonts w:ascii="Times New Roman" w:hAnsi="Times New Roman" w:cs="Times New Roman"/>
-          <w:i/>
-          <w:sz w:val="28"/>
-        </w:rPr>
-        <w:t>Aboulayé</w:t>
-      </w:r>
-      <w:proofErr w:type="spellEnd"/>
-      <w:r>
-        <w:rPr>
-          <w:rFonts w:ascii="Times New Roman" w:hAnsi="Times New Roman" w:cs="Times New Roman"/>
-          <w:i/>
-          <w:sz w:val="28"/>
-        </w:rPr>
-        <w:t xml:space="preserve"> Eduardo Francisco </w:t>
-      </w:r>
-      <w:proofErr w:type="spellStart"/>
-      <w:r>
-        <w:rPr>
-          <w:rFonts w:ascii="Times New Roman" w:hAnsi="Times New Roman" w:cs="Times New Roman"/>
-          <w:i/>
-          <w:sz w:val="28"/>
-        </w:rPr>
-        <w:t>Konaté</w:t>
-      </w:r>
-      <w:proofErr w:type="spellEnd"/>
-      <w:r>
-        <w:rPr>
-          <w:rFonts w:ascii="Times New Roman" w:hAnsi="Times New Roman" w:cs="Times New Roman"/>
-          <w:i/>
-          <w:sz w:val="28"/>
-        </w:rPr>
-        <w:t xml:space="preserve"> - 15115</w:t>
-      </w:r>
-    </w:p>
-    <w:p>
-      <w:pPr>
-        <w:rPr>
-          <w:rFonts w:ascii="Times New Roman" w:hAnsi="Times New Roman" w:cs="Times New Roman"/>
-          <w:i/>
-          <w:sz w:val="28"/>
-        </w:rPr>
-      </w:pPr>
-      <w:r>
-        <w:rPr>
-          <w:rFonts w:ascii="Times New Roman" w:hAnsi="Times New Roman" w:cs="Times New Roman"/>
-          <w:i/>
-          <w:sz w:val="28"/>
-        </w:rPr>
-        <w:t xml:space="preserve">Elias </w:t>
-      </w:r>
-      <w:proofErr w:type="spellStart"/>
-      <w:r>
-        <w:rPr>
-          <w:rFonts w:ascii="Times New Roman" w:hAnsi="Times New Roman" w:cs="Times New Roman"/>
-          <w:i/>
-          <w:sz w:val="28"/>
-        </w:rPr>
-        <w:t>Cazomba</w:t>
-      </w:r>
-      <w:proofErr w:type="spellEnd"/>
-      <w:r>
-        <w:rPr>
-          <w:rFonts w:ascii="Times New Roman" w:hAnsi="Times New Roman" w:cs="Times New Roman"/>
-          <w:i/>
-          <w:sz w:val="28"/>
-        </w:rPr>
-        <w:t xml:space="preserve"> –</w:t>
-      </w:r>
-      <w:r>
-        <w:rPr>
-          <w:rFonts w:ascii="Times New Roman" w:hAnsi="Times New Roman" w:cs="Times New Roman"/>
-          <w:i/>
-          <w:sz w:val="28"/>
-        </w:rPr>
-        <w:t xml:space="preserve"> 15032</w:t>
-      </w:r>
-    </w:p>
-    <w:p>
-      <w:pPr>
-        <w:rPr>
-          <w:rFonts w:ascii="Times New Roman" w:hAnsi="Times New Roman" w:cs="Times New Roman"/>
-          <w:sz w:val="16"/>
-        </w:rPr>
-      </w:pPr>
-    </w:p>
-    <w:p>
-      <w:pPr>
-        <w:rPr>
-          <w:rFonts w:ascii="Times New Roman" w:hAnsi="Times New Roman" w:cs="Times New Roman"/>
-          <w:sz w:val="16"/>
-        </w:rPr>
-      </w:pPr>
-    </w:p>
-    <w:p>
-      <w:pPr>
-        <w:rPr>
-          <w:rFonts w:ascii="Times New Roman" w:hAnsi="Times New Roman" w:cs="Times New Roman"/>
-          <w:sz w:val="16"/>
-        </w:rPr>
-      </w:pPr>
-    </w:p>
-    <w:p>
-      <w:pPr>
-        <w:rPr>
-          <w:rFonts w:ascii="Times New Roman" w:hAnsi="Times New Roman" w:cs="Times New Roman"/>
-          <w:sz w:val="16"/>
-        </w:rPr>
-      </w:pPr>
-    </w:p>
-    <w:p>
-      <w:pPr>
-        <w:rPr>
-          <w:rFonts w:ascii="Times New Roman" w:hAnsi="Times New Roman" w:cs="Times New Roman"/>
-          <w:sz w:val="16"/>
-        </w:rPr>
-      </w:pPr>
-    </w:p>
-    <w:p>
-      <w:pPr>
-        <w:rPr>
-          <w:rFonts w:ascii="Times New Roman" w:hAnsi="Times New Roman" w:cs="Times New Roman"/>
-          <w:sz w:val="26"/>
-          <w:szCs w:val="26"/>
-        </w:rPr>
-      </w:pPr>
-      <w:r>
-        <w:rPr>
-          <w:rFonts w:ascii="Times New Roman" w:hAnsi="Times New Roman" w:cs="Times New Roman"/>
-          <w:b/>
-          <w:sz w:val="26"/>
-          <w:szCs w:val="26"/>
-        </w:rPr>
-        <w:t>Classe</w:t>
-      </w:r>
-      <w:r>
-        <w:rPr>
-          <w:rFonts w:ascii="Times New Roman" w:hAnsi="Times New Roman" w:cs="Times New Roman"/>
-          <w:sz w:val="26"/>
-          <w:szCs w:val="26"/>
-        </w:rPr>
-        <w:t>: 12ª</w:t>
-      </w:r>
-    </w:p>
-    <w:p>
-      <w:pPr>
-        <w:rPr>
-          <w:rFonts w:ascii="Times New Roman" w:hAnsi="Times New Roman" w:cs="Times New Roman"/>
-          <w:sz w:val="26"/>
-          <w:szCs w:val="26"/>
-        </w:rPr>
-      </w:pPr>
-      <w:r>
-        <w:rPr>
-          <w:rFonts w:ascii="Times New Roman" w:hAnsi="Times New Roman" w:cs="Times New Roman"/>
-          <w:b/>
-          <w:sz w:val="26"/>
-          <w:szCs w:val="26"/>
-        </w:rPr>
-        <w:t>Turma</w:t>
-      </w:r>
-      <w:r>
-        <w:rPr>
-          <w:rFonts w:ascii="Times New Roman" w:hAnsi="Times New Roman" w:cs="Times New Roman"/>
-          <w:sz w:val="26"/>
-          <w:szCs w:val="26"/>
-        </w:rPr>
-        <w:t>: A2</w:t>
-      </w:r>
-    </w:p>
-    <w:p>
-      <w:pPr>
-        <w:rPr>
-          <w:rFonts w:ascii="Times New Roman" w:hAnsi="Times New Roman" w:cs="Times New Roman"/>
-          <w:sz w:val="26"/>
-          <w:szCs w:val="26"/>
-        </w:rPr>
-      </w:pPr>
-      <w:r>
-        <w:rPr>
-          <w:rFonts w:ascii="Times New Roman" w:hAnsi="Times New Roman" w:cs="Times New Roman"/>
-          <w:b/>
-          <w:sz w:val="26"/>
-          <w:szCs w:val="26"/>
-        </w:rPr>
-        <w:t>Turno</w:t>
-      </w:r>
-      <w:r>
-        <w:rPr>
-          <w:rFonts w:ascii="Times New Roman" w:hAnsi="Times New Roman" w:cs="Times New Roman"/>
-          <w:sz w:val="26"/>
-          <w:szCs w:val="26"/>
-        </w:rPr>
-        <w:t>: Tarde</w:t>
-      </w:r>
-    </w:p>
-    <w:p>
-      <w:pPr>
-        <w:rPr>
-          <w:rFonts w:ascii="Times New Roman" w:hAnsi="Times New Roman" w:cs="Times New Roman"/>
-          <w:sz w:val="26"/>
-          <w:szCs w:val="26"/>
-        </w:rPr>
-      </w:pPr>
-      <w:r>
-        <w:rPr>
-          <w:rFonts w:ascii="Times New Roman" w:hAnsi="Times New Roman" w:cs="Times New Roman"/>
-          <w:b/>
-          <w:sz w:val="26"/>
-          <w:szCs w:val="26"/>
-        </w:rPr>
-        <w:t>Sala</w:t>
-      </w:r>
-      <w:r>
-        <w:rPr>
-          <w:rFonts w:ascii="Times New Roman" w:hAnsi="Times New Roman" w:cs="Times New Roman"/>
-          <w:sz w:val="26"/>
-          <w:szCs w:val="26"/>
-        </w:rPr>
-        <w:t>: 02 | 12</w:t>
-      </w:r>
-    </w:p>
-    <w:p>
-      <w:pPr>
-        <w:rPr>
-          <w:rFonts w:ascii="Times New Roman" w:hAnsi="Times New Roman" w:cs="Times New Roman"/>
-          <w:sz w:val="26"/>
-          <w:szCs w:val="26"/>
-        </w:rPr>
-      </w:pPr>
-      <w:r>
-        <w:rPr>
-          <w:rFonts w:ascii="Times New Roman" w:hAnsi="Times New Roman" w:cs="Times New Roman"/>
-          <w:b/>
-          <w:sz w:val="26"/>
-          <w:szCs w:val="26"/>
-        </w:rPr>
-        <w:lastRenderedPageBreak/>
-        <w:t>Curso</w:t>
-      </w:r>
-      <w:r>
-        <w:rPr>
-          <w:rFonts w:ascii="Times New Roman" w:hAnsi="Times New Roman" w:cs="Times New Roman"/>
-          <w:sz w:val="26"/>
-          <w:szCs w:val="26"/>
-        </w:rPr>
-        <w:t>: Informática</w:t>
+      <w:r>
+        <w:rPr>
+          <w:rFonts w:ascii="Times New Roman" w:hAnsi="Times New Roman" w:cs="Times New Roman"/>
+          <w:noProof/>
+          <w:lang w:eastAsia="pt-BR"/>
+        </w:rPr>
+        <mc:AlternateContent>
+          <mc:Choice Requires="wps">
+            <w:drawing>
+              <wp:anchor distT="0" distB="0" distL="114300" distR="114300" simplePos="0" relativeHeight="251659264" behindDoc="0" locked="0" layoutInCell="1" allowOverlap="1" wp14:anchorId="00E71422" wp14:editId="3BFC0291">
+                <wp:simplePos x="0" y="0"/>
+                <wp:positionH relativeFrom="margin">
+                  <wp:posOffset>952500</wp:posOffset>
+                </wp:positionH>
+                <wp:positionV relativeFrom="paragraph">
+                  <wp:posOffset>2332990</wp:posOffset>
+                </wp:positionV>
+                <wp:extent cx="3371850" cy="550333"/>
+                <wp:effectExtent l="0" t="0" r="19050" b="21590"/>
+                <wp:wrapNone/>
+                <wp:docPr id="4" name="Caixa de texto 4"/>
+                <wp:cNvGraphicFramePr/>
+                <a:graphic xmlns:a="http://schemas.openxmlformats.org/drawingml/2006/main">
+                  <a:graphicData uri="http://schemas.microsoft.com/office/word/2010/wordprocessingShape">
+                    <wps:wsp>
+                      <wps:cNvSpPr txBox="1"/>
+                      <wps:spPr>
+                        <a:xfrm>
+                          <a:off x="0" y="0"/>
+                          <a:ext cx="3371850" cy="550333"/>
+                        </a:xfrm>
+                        <a:prstGeom prst="rect">
+                          <a:avLst/>
+                        </a:prstGeom>
+                        <a:solidFill>
+                          <a:schemeClr val="lt1"/>
+                        </a:solidFill>
+                        <a:ln w="6350">
+                          <a:solidFill>
+                            <a:schemeClr val="bg1"/>
+                          </a:solidFill>
+                        </a:ln>
+                        <a:effectLst/>
+                      </wps:spPr>
+                      <wps:style>
+                        <a:lnRef idx="0">
+                          <a:schemeClr val="accent1"/>
+                        </a:lnRef>
+                        <a:fillRef idx="0">
+                          <a:schemeClr val="accent1"/>
+                        </a:fillRef>
+                        <a:effectRef idx="0">
+                          <a:schemeClr val="accent1"/>
+                        </a:effectRef>
+                        <a:fontRef idx="minor">
+                          <a:schemeClr val="dk1"/>
+                        </a:fontRef>
+                      </wps:style>
+                      <wps:txbx>
+                        <w:txbxContent>
+                          <w:p>
+                            <w:pPr>
+                              <w:jc w:val="center"/>
+                              <w:rPr>
+                                <w:rFonts w:ascii="Times New Roman" w:hAnsi="Times New Roman" w:cs="Times New Roman"/>
+                              </w:rPr>
+                            </w:pPr>
+                            <w:r>
+                              <w:rPr>
+                                <w:rFonts w:ascii="Times New Roman" w:hAnsi="Times New Roman" w:cs="Times New Roman"/>
+                              </w:rPr>
+                              <w:t>O (A) DOCENTE</w:t>
+                            </w:r>
+                          </w:p>
+                          <w:p>
+                            <w:pPr>
+                              <w:jc w:val="center"/>
+                              <w:rPr>
+                                <w:rFonts w:ascii="Times New Roman" w:hAnsi="Times New Roman" w:cs="Times New Roman"/>
+                              </w:rPr>
+                            </w:pPr>
+                            <w:r>
+                              <w:rPr>
+                                <w:rFonts w:ascii="Times New Roman" w:hAnsi="Times New Roman" w:cs="Times New Roman"/>
+                              </w:rPr>
+                              <w:t>_________________________________________</w:t>
+                            </w:r>
+                          </w:p>
+                          <w:p/>
+                        </w:txbxContent>
+                      </wps:txbx>
+                      <wps:bodyPr rot="0" spcFirstLastPara="0" vertOverflow="overflow" horzOverflow="overflow" vert="horz" wrap="square" lIns="91440" tIns="45720" rIns="91440" bIns="45720" numCol="1" spcCol="0" rtlCol="0" fromWordArt="0" anchor="t" anchorCtr="0" forceAA="0" compatLnSpc="1">
+                        <a:prstTxWarp prst="textNoShape">
+                          <a:avLst/>
+                        </a:prstTxWarp>
+                        <a:noAutofit/>
+                      </wps:bodyPr>
+                    </wps:wsp>
+                  </a:graphicData>
+                </a:graphic>
+                <wp14:sizeRelV relativeFrom="margin">
+                  <wp14:pctHeight>0</wp14:pctHeight>
+                </wp14:sizeRelV>
+              </wp:anchor>
+            </w:drawing>
+          </mc:Choice>
+          <mc:Fallback>
+            <w:pict>
+              <v:shapetype w14:anchorId="00E71422" id="_x0000_t202" coordsize="21600,21600" o:spt="202" path="m,l,21600r21600,l21600,xe">
+                <v:stroke joinstyle="miter"/>
+                <v:path gradientshapeok="t" o:connecttype="rect"/>
+              </v:shapetype>
+              <v:shape id="Caixa de texto 4" o:spid="_x0000_s1026" type="#_x0000_t202" style="position:absolute;margin-left:75pt;margin-top:183.7pt;width:265.5pt;height:43.35pt;z-index:251659264;visibility:visible;mso-wrap-style:square;mso-height-percent:0;mso-wrap-distance-left:9pt;mso-wrap-distance-top:0;mso-wrap-distance-right:9pt;mso-wrap-distance-bottom:0;mso-position-horizontal:absolute;mso-position-horizontal-relative:margin;mso-position-vertical:absolute;mso-position-vertical-relative:text;mso-height-percent:0;mso-height-relative:margin;v-text-anchor:top" o:gfxdata="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" fillcolor="white [3201]" strokecolor="white [3212]" strokeweight=".5pt">
+                <v:textbox>
+                  <w:txbxContent>
+                    <w:p>
+                      <w:pPr>
+                        <w:jc w:val="center"/>
+                        <w:rPr>
+                          <w:rFonts w:ascii="Times New Roman" w:hAnsi="Times New Roman" w:cs="Times New Roman"/>
+                        </w:rPr>
+                      </w:pPr>
+                      <w:r>
+                        <w:rPr>
+                          <w:rFonts w:ascii="Times New Roman" w:hAnsi="Times New Roman" w:cs="Times New Roman"/>
+                        </w:rPr>
+                        <w:t>O (A) DOCENTE</w:t>
+                      </w:r>
+                    </w:p>
+                    <w:p>
+                      <w:pPr>
+                        <w:jc w:val="center"/>
+                        <w:rPr>
+                          <w:rFonts w:ascii="Times New Roman" w:hAnsi="Times New Roman" w:cs="Times New Roman"/>
+                        </w:rPr>
+                      </w:pPr>
+                      <w:r>
+                        <w:rPr>
+                          <w:rFonts w:ascii="Times New Roman" w:hAnsi="Times New Roman" w:cs="Times New Roman"/>
+                        </w:rPr>
+                        <w:t>_________________________________________</w:t>
+                      </w:r>
+                    </w:p>
+                    <w:p/>
+                  </w:txbxContent>
+                </v:textbox>
+                <w10:wrap anchorx="margin"/>
+              </v:shape>
+            </w:pict>
+          </mc:Fallback>
+        </mc:AlternateContent>
       </w:r>
     </w:p>
     <w:sectPr>
@@ -548,7 +400,7 @@
 </file>
 
 <file path=word/endnotes.xml><?xml version="1.0" encoding="utf-8"?>
-<w:endnotes xmlns:wpc="http://schemas.microsoft.com/office/word/2010/wordprocessingCanvas" xmlns:cx="http://schemas.microsoft.com/office/drawing/2014/chartex" xmlns:mc="http://schemas.openxmlformats.org/markup-compatibility/2006" xmlns:o="urn:schemas-microsoft-com:office:office" xmlns:r="http://schemas.openxmlformats.org/officeDocument/2006/relationships" xmlns:m="http://schemas.openxmlformats.org/officeDocument/2006/math" xmlns:v="urn:schemas-microsoft-com:vml" xmlns:wp14="http://schemas.microsoft.com/office/word/2010/wordprocessingDrawing" xmlns:wp="http://schemas.openxmlformats.org/drawingml/2006/wordprocessingDrawing" xmlns:w10="urn:schemas-microsoft-com:office:word" xmlns:w="http://schemas.openxmlformats.org/wordprocessingml/2006/main" xmlns:w14="http://schemas.microsoft.com/office/word/2010/wordml" xmlns:w15="http://schemas.microsoft.com/office/word/2012/wordml" xmlns:w16se="http://schemas.microsoft.com/office/word/2015/wordml/symex" xmlns:wpg="http://schemas.microsoft.com/office/word/2010/wordprocessingGroup" xmlns:wpi="http://schemas.microsoft.com/office/word/2010/wordprocessingInk" xmlns:wne="http://schemas.microsoft.com/office/word/2006/wordml" xmlns:wps="http://schemas.microsoft.com/office/word/2010/wordprocessingShape" mc:Ignorable="w14 w15 w16se wp14">
+<w:endnotes xmlns:wpc="http://schemas.microsoft.com/office/word/2010/wordprocessingCanvas" xmlns:mc="http://schemas.openxmlformats.org/markup-compatibility/2006" xmlns:o="urn:schemas-microsoft-com:office:office" xmlns:r="http://schemas.openxmlformats.org/officeDocument/2006/relationships" xmlns:m="http://schemas.openxmlformats.org/officeDocument/2006/math" xmlns:v="urn:schemas-microsoft-com:vml" xmlns:wp14="http://schemas.microsoft.com/office/word/2010/wordprocessingDrawing" xmlns:wp="http://schemas.openxmlformats.org/drawingml/2006/wordprocessingDrawing" xmlns:w10="urn:schemas-microsoft-com:office:word" xmlns:w="http://schemas.openxmlformats.org/wordprocessingml/2006/main" xmlns:w14="http://schemas.microsoft.com/office/word/2010/wordml" xmlns:w15="http://schemas.microsoft.com/office/word/2012/wordml" xmlns:wpg="http://schemas.microsoft.com/office/word/2010/wordprocessingGroup" xmlns:wpi="http://schemas.microsoft.com/office/word/2010/wordprocessingInk" xmlns:wne="http://schemas.microsoft.com/office/word/2006/wordml" xmlns:wps="http://schemas.microsoft.com/office/word/2010/wordprocessingShape" mc:Ignorable="w14 w15 wp14">
   <w:endnote w:type="separator" w:id="-1">
     <w:p>
       <w:pPr>
@@ -573,7 +425,7 @@
 </file>
 
 <file path=word/footer1.xml><?xml version="1.0" encoding="utf-8"?>
-<w:ftr xmlns:wpc="http://schemas.microsoft.com/office/word/2010/wordprocessingCanvas" xmlns:cx="http://schemas.microsoft.com/office/drawing/2014/chartex" xmlns:mc="http://schemas.openxmlformats.org/markup-compatibility/2006" xmlns:o="urn:schemas-microsoft-com:office:office" xmlns:r="http://schemas.openxmlformats.org/officeDocument/2006/relationships" xmlns:m="http://schemas.openxmlformats.org/officeDocument/2006/math" xmlns:v="urn:schemas-microsoft-com:vml" xmlns:wp14="http://schemas.microsoft.com/office/word/2010/wordprocessingDrawing" xmlns:wp="http://schemas.openxmlformats.org/drawingml/2006/wordprocessingDrawing" xmlns:w10="urn:schemas-microsoft-com:office:word" xmlns:w="http://schemas.openxmlformats.org/wordprocessingml/2006/main" xmlns:w14="http://schemas.microsoft.com/office/word/2010/wordml" xmlns:w15="http://schemas.microsoft.com/office/word/2012/wordml" xmlns:w16se="http://schemas.microsoft.com/office/word/2015/wordml/symex" xmlns:wpg="http://schemas.microsoft.com/office/word/2010/wordprocessingGroup" xmlns:wpi="http://schemas.microsoft.com/office/word/2010/wordprocessingInk" xmlns:wne="http://schemas.microsoft.com/office/word/2006/wordml" xmlns:wps="http://schemas.microsoft.com/office/word/2010/wordprocessingShape" mc:Ignorable="w14 w15 w16se wp14">
+<w:ftr xmlns:wpc="http://schemas.microsoft.com/office/word/2010/wordprocessingCanvas" xmlns:mc="http://schemas.openxmlformats.org/markup-compatibility/2006" xmlns:o="urn:schemas-microsoft-com:office:office" xmlns:r="http://schemas.openxmlformats.org/officeDocument/2006/relationships" xmlns:m="http://schemas.openxmlformats.org/officeDocument/2006/math" xmlns:v="urn:schemas-microsoft-com:vml" xmlns:wp14="http://schemas.microsoft.com/office/word/2010/wordprocessingDrawing" xmlns:wp="http://schemas.openxmlformats.org/drawingml/2006/wordprocessingDrawing" xmlns:w10="urn:schemas-microsoft-com:office:word" xmlns:w="http://schemas.openxmlformats.org/wordprocessingml/2006/main" xmlns:w14="http://schemas.microsoft.com/office/word/2010/wordml" xmlns:w15="http://schemas.microsoft.com/office/word/2012/wordml" xmlns:wpg="http://schemas.microsoft.com/office/word/2010/wordprocessingGroup" xmlns:wpi="http://schemas.microsoft.com/office/word/2010/wordprocessingInk" xmlns:wne="http://schemas.microsoft.com/office/word/2006/wordml" xmlns:wps="http://schemas.microsoft.com/office/word/2010/wordprocessingShape" mc:Ignorable="w14 w15 wp14">
   <w:p>
     <w:pPr>
       <w:pStyle w:val="Rodap"/>
@@ -590,32 +442,14 @@
         <w:sz w:val="26"/>
         <w:szCs w:val="26"/>
       </w:rPr>
-      <w:t xml:space="preserve">Luanda, </w:t>
-    </w:r>
-    <w:proofErr w:type="gramStart"/>
-    <w:r>
-      <w:rPr>
-        <w:rFonts w:ascii="Times New Roman" w:hAnsi="Times New Roman" w:cs="Times New Roman"/>
-        <w:sz w:val="26"/>
-        <w:szCs w:val="26"/>
-      </w:rPr>
-      <w:t>Abril</w:t>
-    </w:r>
-    <w:proofErr w:type="gramEnd"/>
-    <w:r>
-      <w:rPr>
-        <w:rFonts w:ascii="Times New Roman" w:hAnsi="Times New Roman" w:cs="Times New Roman"/>
-        <w:sz w:val="26"/>
-        <w:szCs w:val="26"/>
-      </w:rPr>
-      <w:t xml:space="preserve"> de 2026</w:t>
+      <w:t>Luanda, Abril de 2026</w:t>
     </w:r>
   </w:p>
 </w:ftr>
 </file>
 
 <file path=word/footnotes.xml><?xml version="1.0" encoding="utf-8"?>
-<w:footnotes xmlns:wpc="http://schemas.microsoft.com/office/word/2010/wordprocessingCanvas" xmlns:cx="http://schemas.microsoft.com/office/drawing/2014/chartex" xmlns:mc="http://schemas.openxmlformats.org/markup-compatibility/2006" xmlns:o="urn:schemas-microsoft-com:office:office" xmlns:r="http://schemas.openxmlformats.org/officeDocument/2006/relationships" xmlns:m="http://schemas.openxmlformats.org/officeDocument/2006/math" xmlns:v="urn:schemas-microsoft-com:vml" xmlns:wp14="http://schemas.microsoft.com/office/word/2010/wordprocessingDrawing" xmlns:wp="http://schemas.openxmlformats.org/drawingml/2006/wordprocessingDrawing" xmlns:w10="urn:schemas-microsoft-com:office:word" xmlns:w="http://schemas.openxmlformats.org/wordprocessingml/2006/main" xmlns:w14="http://schemas.microsoft.com/office/word/2010/wordml" xmlns:w15="http://schemas.microsoft.com/office/word/2012/wordml" xmlns:w16se="http://schemas.microsoft.com/office/word/2015/wordml/symex" xmlns:wpg="http://schemas.microsoft.com/office/word/2010/wordprocessingGroup" xmlns:wpi="http://schemas.microsoft.com/office/word/2010/wordprocessingInk" xmlns:wne="http://schemas.microsoft.com/office/word/2006/wordml" xmlns:wps="http://schemas.microsoft.com/office/word/2010/wordprocessingShape" mc:Ignorable="w14 w15 w16se wp14">
+<w:footnotes xmlns:wpc="http://schemas.microsoft.com/office/word/2010/wordprocessingCanvas" xmlns:mc="http://schemas.openxmlformats.org/markup-compatibility/2006" xmlns:o="urn:schemas-microsoft-com:office:office" xmlns:r="http://schemas.openxmlformats.org/officeDocument/2006/relationships" xmlns:m="http://schemas.openxmlformats.org/officeDocument/2006/math" xmlns:v="urn:schemas-microsoft-com:vml" xmlns:wp14="http://schemas.microsoft.com/office/word/2010/wordprocessingDrawing" xmlns:wp="http://schemas.openxmlformats.org/drawingml/2006/wordprocessingDrawing" xmlns:w10="urn:schemas-microsoft-com:office:word" xmlns:w="http://schemas.openxmlformats.org/wordprocessingml/2006/main" xmlns:w14="http://schemas.microsoft.com/office/word/2010/wordml" xmlns:w15="http://schemas.microsoft.com/office/word/2012/wordml" xmlns:wpg="http://schemas.microsoft.com/office/word/2010/wordprocessingGroup" xmlns:wpi="http://schemas.microsoft.com/office/word/2010/wordprocessingInk" xmlns:wne="http://schemas.microsoft.com/office/word/2006/wordml" xmlns:wps="http://schemas.microsoft.com/office/word/2010/wordprocessingShape" mc:Ignorable="w14 w15 wp14">
   <w:footnote w:type="separator" w:id="-1">
     <w:p>
       <w:pPr>
@@ -640,7 +474,7 @@
 </file>
 
 <file path=word/styles.xml><?xml version="1.0" encoding="utf-8"?>
-<w:styles xmlns:mc="http://schemas.openxmlformats.org/markup-compatibility/2006" xmlns:r="http://schemas.openxmlformats.org/officeDocument/2006/relationships" xmlns:w="http://schemas.openxmlformats.org/wordprocessingml/2006/main" xmlns:w14="http://schemas.microsoft.com/office/word/2010/wordml" xmlns:w15="http://schemas.microsoft.com/office/word/2012/wordml" xmlns:w16se="http://schemas.microsoft.com/office/word/2015/wordml/symex" mc:Ignorable="w14 w15 w16se">
+<w:styles xmlns:mc="http://schemas.openxmlformats.org/markup-compatibility/2006" xmlns:r="http://schemas.openxmlformats.org/officeDocument/2006/relationships" xmlns:w="http://schemas.openxmlformats.org/wordprocessingml/2006/main" xmlns:w14="http://schemas.microsoft.com/office/word/2010/wordml" xmlns:w15="http://schemas.microsoft.com/office/word/2012/wordml" mc:Ignorable="w14 w15">
   <w:docDefaults>
     <w:rPrDefault>
       <w:rPr>
